--- a/Meeting Reports/Meeting Report- Week 10.docx
+++ b/Meeting Reports/Meeting Report- Week 10.docx
@@ -1013,7 +1013,79 @@
           <w:sz w:val="22"/>
           <w:lang w:val="en-DE"/>
         </w:rPr>
-        <w:t>Review everything they have done up until now.</w:t>
+        <w:t>Review everything they have done up</w:t>
+      </w:r>
+      <w:r>
+        <w:rPr>
+          <w:rFonts w:ascii="Arial" w:hAnsi="Arial"/>
+          <w:sz w:val="22"/>
+          <w:lang w:val="en-DE"/>
+        </w:rPr>
+        <w:t xml:space="preserve"> (use case </w:t>
+      </w:r>
+      <w:proofErr w:type="spellStart"/>
+      <w:r>
+        <w:rPr>
+          <w:rFonts w:ascii="Arial" w:hAnsi="Arial"/>
+          <w:sz w:val="22"/>
+          <w:lang w:val="en-DE"/>
+        </w:rPr>
+        <w:t>tables,activity</w:t>
+      </w:r>
+      <w:proofErr w:type="spellEnd"/>
+      <w:r>
+        <w:rPr>
+          <w:rFonts w:ascii="Arial" w:hAnsi="Arial"/>
+          <w:sz w:val="22"/>
+          <w:lang w:val="en-DE"/>
+        </w:rPr>
+        <w:t xml:space="preserve"> or </w:t>
+      </w:r>
+      <w:proofErr w:type="spellStart"/>
+      <w:r>
+        <w:rPr>
+          <w:rFonts w:ascii="Arial" w:hAnsi="Arial"/>
+          <w:sz w:val="22"/>
+          <w:lang w:val="en-DE"/>
+        </w:rPr>
+        <w:t>swimlane</w:t>
+      </w:r>
+      <w:proofErr w:type="spellEnd"/>
+      <w:r>
+        <w:rPr>
+          <w:rFonts w:ascii="Arial" w:hAnsi="Arial"/>
+          <w:sz w:val="22"/>
+          <w:lang w:val="en-DE"/>
+        </w:rPr>
+        <w:t xml:space="preserve"> diagrams, sequence diagrams, collaboration </w:t>
+      </w:r>
+      <w:proofErr w:type="spellStart"/>
+      <w:r>
+        <w:rPr>
+          <w:rFonts w:ascii="Arial" w:hAnsi="Arial"/>
+          <w:sz w:val="22"/>
+          <w:lang w:val="en-DE"/>
+        </w:rPr>
+        <w:t>diagrams,BPMN,IOD</w:t>
+      </w:r>
+      <w:proofErr w:type="spellEnd"/>
+      <w:r>
+        <w:rPr>
+          <w:rFonts w:ascii="Arial" w:hAnsi="Arial"/>
+          <w:sz w:val="22"/>
+          <w:lang w:val="en-DE"/>
+        </w:rPr>
+        <w:t xml:space="preserve">) </w:t>
+      </w:r>
+      <w:bookmarkStart w:id="0" w:name="_GoBack"/>
+      <w:bookmarkEnd w:id="0"/>
+      <w:r>
+        <w:rPr>
+          <w:rFonts w:ascii="Arial" w:hAnsi="Arial"/>
+          <w:sz w:val="22"/>
+          <w:lang w:val="en-DE"/>
+        </w:rPr>
+        <w:t>until now.</w:t>
       </w:r>
     </w:p>
     <w:p>
@@ -1165,10 +1237,7 @@
         </w:rPr>
       </w:pPr>
     </w:p>
-    <w:p>
-      <w:bookmarkStart w:id="0" w:name="_GoBack"/>
-      <w:bookmarkEnd w:id="0"/>
-    </w:p>
+    <w:p/>
     <w:sectPr>
       <w:pgSz w:w="12240" w:h="15840"/>
       <w:pgMar w:top="1440" w:right="1800" w:bottom="1440" w:left="1800" w:header="720" w:footer="720" w:gutter="0"/>
